--- a/docs/ORSAPR_TZ.docx
+++ b/docs/ORSAPR_TZ.docx
@@ -192,6 +192,7 @@
             <w:ind w:left="709"/>
             <w:jc w:val="center"/>
           </w:pPr>
+          <w:commentRangeStart w:id="6"/>
           <w:r>
             <w:rPr>
               <w:lang w:val="en-US"/>
@@ -200,6 +201,13 @@
           </w:r>
           <w:r>
             <w:t>одержание</w:t>
+          </w:r>
+          <w:commentRangeEnd w:id="6"/>
+          <w:r>
+            <w:rPr>
+              <w:rStyle w:val="CommentReference"/>
+            </w:rPr>
+            <w:commentReference w:id="6"/>
           </w:r>
         </w:p>
         <w:p>
@@ -4472,10 +4480,18 @@
         <w:pStyle w:val="2"/>
       </w:pPr>
       <w:bookmarkStart w:id="1" w:name="_Toc147148756"/>
+      <w:commentRangeStart w:id="5"/>
       <w:r>
         <w:t>Полное наименование автоматизированной системы и её условное обозначение</w:t>
       </w:r>
       <w:bookmarkEnd w:id="1"/>
+      <w:commentRangeEnd w:id="5"/>
+      <w:r>
+        <w:rPr>
+          <w:rStyle w:val="CommentReference"/>
+        </w:rPr>
+        <w:commentReference w:id="5"/>
+      </w:r>
     </w:p>
     <w:p>
       <w:r>
@@ -4516,6 +4532,7 @@
       <w:bookmarkEnd w:id="2"/>
     </w:p>
     <w:p>
+      <w:commentRangeStart w:id="0"/>
       <w:r>
         <w:t xml:space="preserve">Заказчиком работ является: кандидат технических наук, доцент кафедры компьютерных систем в управлении и проектировании (КСУП) </w:t>
       </w:r>
@@ -4526,6 +4543,13 @@
       <w:proofErr w:type="spellEnd"/>
       <w:r>
         <w:t xml:space="preserve"> Алексей Анатольевич.</w:t>
+      </w:r>
+      <w:commentRangeEnd w:id="0"/>
+      <w:r>
+        <w:rPr>
+          <w:rStyle w:val="CommentReference"/>
+        </w:rPr>
+        <w:commentReference w:id="0"/>
       </w:r>
     </w:p>
     <w:p>
@@ -4886,6 +4910,7 @@
       </w:r>
     </w:p>
     <w:p>
+      <w:commentRangeStart w:id="2"/>
       <w:r>
         <w:t>•</w:t>
       </w:r>
@@ -4894,6 +4919,13 @@
       </w:r>
       <w:r>
         <w:t>D1 — наружный диаметр маховика (штурвала).</w:t>
+      </w:r>
+      <w:commentRangeEnd w:id="2"/>
+      <w:r>
+        <w:rPr>
+          <w:rStyle w:val="CommentReference"/>
+        </w:rPr>
+        <w:commentReference w:id="2"/>
       </w:r>
     </w:p>
     <w:p>
@@ -4988,6 +5020,7 @@
       </w:r>
     </w:p>
     <w:p>
+      <w:commentRangeStart w:id="1"/>
       <w:r>
         <w:t>•</w:t>
       </w:r>
@@ -5038,6 +5071,13 @@
       </w:r>
       <w:r>
         <w:t>.</w:t>
+      </w:r>
+      <w:commentRangeEnd w:id="1"/>
+      <w:r>
+        <w:rPr>
+          <w:rStyle w:val="CommentReference"/>
+        </w:rPr>
+        <w:commentReference w:id="1"/>
       </w:r>
     </w:p>
     <w:p>
@@ -5571,11 +5611,19 @@
         <w:pStyle w:val="1"/>
       </w:pPr>
       <w:bookmarkStart w:id="32" w:name="_Toc147148787"/>
+      <w:commentRangeStart w:id="8"/>
       <w:r>
         <w:lastRenderedPageBreak/>
         <w:t>СОСТАВ И СОДЕРЖАНИЕ РАБОТ ПО СОЗДАНИЮ АВТОМАТИЗИРОВАННОЙ СИСТЕМЫ</w:t>
       </w:r>
       <w:bookmarkEnd w:id="32"/>
+      <w:commentRangeEnd w:id="8"/>
+      <w:r>
+        <w:rPr>
+          <w:rStyle w:val="CommentReference"/>
+        </w:rPr>
+        <w:commentReference w:id="8"/>
+      </w:r>
     </w:p>
     <w:p>
       <w:r>
@@ -5814,6 +5862,7 @@
             <w:pPr>
               <w:pStyle w:val="ac"/>
             </w:pPr>
+            <w:commentRangeStart w:id="3"/>
             <w:r>
               <w:t xml:space="preserve">Не позднее </w:t>
             </w:r>
@@ -5831,6 +5880,13 @@
             </w:r>
             <w:r>
               <w:t>2023 года</w:t>
+            </w:r>
+            <w:commentRangeEnd w:id="3"/>
+            <w:r>
+              <w:rPr>
+                <w:rStyle w:val="CommentReference"/>
+              </w:rPr>
+              <w:commentReference w:id="3"/>
             </w:r>
           </w:p>
         </w:tc>
@@ -6459,6 +6515,7 @@
       <w:bookmarkEnd w:id="35"/>
     </w:p>
     <w:p>
+      <w:commentRangeStart w:id="4"/>
       <w:r>
         <w:t>Для разработки плагина "</w:t>
       </w:r>
@@ -6488,6 +6545,13 @@
       <w:r>
         <w:t xml:space="preserve">нужны следующие документы: </w:t>
       </w:r>
+      <w:commentRangeEnd w:id="4"/>
+      <w:r>
+        <w:rPr>
+          <w:rStyle w:val="CommentReference"/>
+        </w:rPr>
+        <w:commentReference w:id="4"/>
+      </w:r>
     </w:p>
     <w:p>
       <w:r>
@@ -6537,10 +6601,18 @@
         <w:pStyle w:val="1"/>
       </w:pPr>
       <w:bookmarkStart w:id="37" w:name="_Toc147148792"/>
+      <w:commentRangeStart w:id="7"/>
       <w:r>
         <w:t>ПОРЯДОК КОНТРОЛЯ И ПРИЕМКИ АВТОМАТИЗИРОВАННОЙ СИСТЕМЫ</w:t>
       </w:r>
       <w:bookmarkEnd w:id="37"/>
+      <w:commentRangeEnd w:id="7"/>
+      <w:r>
+        <w:rPr>
+          <w:rStyle w:val="CommentReference"/>
+        </w:rPr>
+        <w:commentReference w:id="7"/>
+      </w:r>
     </w:p>
     <w:p>
       <w:pPr>
@@ -6868,6 +6940,130 @@
     </w:sectPr>
   </w:body>
 </w:document>
+</file>
+
+<file path=word/comments.xml><?xml version="1.0" encoding="utf-8"?>
+<w:comments xmlns:w="http://schemas.openxmlformats.org/wordprocessingml/2006/main" xmlns:w14="http://schemas.microsoft.com/office/word/2010/wordml">
+  <w:comment w:id="0" w:author="Kalentyev Alexey" w:initials="KA" w:date="2026-09-23T04:32:27Z">
+    <w:p>
+      <w:pPr>
+        <w:pStyle w:val="CommentText"/>
+      </w:pPr>
+      <w:r>
+        <w:annotationRef/>
+      </w:r>
+      <w:r>
+        <w:t xml:space="preserve">Укажите наименование организации-заказчика отдельно от ФИО её представителя. Дополните сведения об известном разработчике — студенте и его группе.</w:t>
+      </w:r>
+    </w:p>
+  </w:comment>
+  <w:comment w:id="1" w:author="Kalentyev Alexey" w:initials="KA" w:date="2026-09-23T04:32:27Z">
+    <w:p>
+      <w:pPr>
+        <w:pStyle w:val="CommentText"/>
+      </w:pPr>
+      <w:r>
+        <w:annotationRef/>
+      </w:r>
+      <w:r>
+        <w:t xml:space="preserve">Переработайте требования к параметризации: пользователь должен задавать не менее пяти параметров, а два из них должны взаимно ограничивать допустимые диапазоны. Вычисление всех размеров по одному выбранному базовому параметру этому требованию не соответствует.</w:t>
+        <w:br/>
+        <w:t xml:space="preserve">Формулировка прямо предусматривает один базовый ввод и расчёт остальных размеров. Это табличный подбор типоразмера, а не требуемая в методичке параметризация с пятью вводами и двусторонней зависимостью.</w:t>
+      </w:r>
+    </w:p>
+  </w:comment>
+  <w:comment w:id="2" w:author="Kalentyev Alexey" w:initials="KA" w:date="2026-09-23T04:32:27Z">
+    <w:p>
+      <w:pPr>
+        <w:pStyle w:val="CommentText"/>
+      </w:pPr>
+      <w:r>
+        <w:annotationRef/>
+      </w:r>
+      <w:r>
+        <w:t xml:space="preserve">Для каждого вводимого параметра приведите единицы измерения и допустимый диапазон либо конечный набор значений. Укажите конкретные таблицы/строки ГОСТ, по которым выполняется выбор, и правило разрешения неоднозначности, если одному базовому размеру соответствует несколько исполнений.</w:t>
+      </w:r>
+    </w:p>
+  </w:comment>
+  <w:comment w:id="3" w:author="Kalentyev Alexey" w:initials="KA" w:date="2026-09-23T04:32:27Z">
+    <w:p>
+      <w:pPr>
+        <w:pStyle w:val="CommentText"/>
+      </w:pPr>
+      <w:r>
+        <w:annotationRef/>
+      </w:r>
+      <w:r>
+        <w:t xml:space="preserve">Исправьте даты всех этапов таблицы 4.1 и согласуйте их с периодом разработки 09.09.2026–29.12.2026 из п. 1.4. В текущем плане все четыре этапа относятся к 2023 году.</w:t>
+      </w:r>
+    </w:p>
+  </w:comment>
+  <w:comment w:id="4" w:author="Kalentyev Alexey" w:initials="KA" w:date="2026-09-23T04:32:27Z">
+    <w:p>
+      <w:pPr>
+        <w:pStyle w:val="CommentText"/>
+      </w:pPr>
+      <w:r>
+        <w:annotationRef/>
+      </w:r>
+      <w:r>
+        <w:t xml:space="preserve">Дополните исходные данные документацией по API выбранной версии nanoCAD и ГОСТ 21752-76, ГОСТ 5260-75, на которые уже опирается определение размеров. Укажите их точные названия и конкретные используемые таблицы/чертежи; включите эти источники в раздел 8.</w:t>
+      </w:r>
+    </w:p>
+  </w:comment>
+  <w:comment w:id="5" w:author="Kalentyev Alexey" w:initials="KA" w:date="2026-09-23T04:32:27Z">
+    <w:p>
+      <w:pPr>
+        <w:pStyle w:val="CommentText"/>
+      </w:pPr>
+      <w:r>
+        <w:annotationRef/>
+      </w:r>
+      <w:r>
+        <w:t xml:space="preserve">Оформите заголовки по центру без абзацного отступа; заголовки пунктов 3.1.1 и последующих также выделите полужирным. Сохраните различия оформления между уровнями и одинаковое оформление внутри уровня.</w:t>
+      </w:r>
+    </w:p>
+  </w:comment>
+  <w:comment w:id="6" w:author="Kalentyev Alexey" w:initials="KA" w:date="2026-09-23T04:32:27Z">
+    <w:p>
+      <w:pPr>
+        <w:pStyle w:val="CommentText"/>
+      </w:pPr>
+      <w:r>
+        <w:annotationRef/>
+      </w:r>
+      <w:r>
+        <w:t xml:space="preserve">Оформите название «Оглавление». </w:t>
+      </w:r>
+    </w:p>
+  </w:comment>
+  <w:comment w:id="7" w:author="Kalentyev Alexey" w:initials="KA" w:date="2026-09-23T04:32:27Z">
+    <w:p>
+      <w:pPr>
+        <w:pStyle w:val="CommentText"/>
+      </w:pPr>
+      <w:r>
+        <w:annotationRef/>
+      </w:r>
+      <w:r>
+        <w:t xml:space="preserve">Начните основные разделы с новой страницы. Сейчас раздел 2 расположен под п. 1.4, раздел 6 — вслед за разделом 5, раздел 7 — после п. 6.2, а раздел 8 — под правилами оформления.</w:t>
+      </w:r>
+    </w:p>
+  </w:comment>
+  <w:comment w:id="8" w:author="Kalentyev Alexey" w:initials="KA" w:date="2026-09-23T04:32:27Z">
+    <w:p>
+      <w:pPr>
+        <w:pStyle w:val="CommentText"/>
+      </w:pPr>
+      <w:r>
+        <w:annotationRef/>
+      </w:r>
+      <w:r>
+        <w:t xml:space="preserve">Восстановите номера страниц 13 и 14 внизу по центру. Проверьте связь колонтитулов и настройку первой страницы в секциях после перехода на альбомный лист.</w:t>
+      </w:r>
+    </w:p>
+  </w:comment>
+</w:comments>
 </file>
 
 <file path=word/endnotes.xml><?xml version="1.0" encoding="utf-8"?>
